--- a/class12w.docx
+++ b/class12w.docx
@@ -5231,13 +5231,13 @@
     </w:p>
     <w:bookmarkEnd w:id="45"/>
     <w:bookmarkEnd w:id="46"/>
-    <w:bookmarkStart w:id="75" w:name="Xef0df5629b41530bb90a957822eee66dde6b268"/>
+    <w:bookmarkStart w:id="75" w:name="standing-break"/>
     <w:p>
       <w:pPr>
         <w:pStyle w:val="Heading1"/>
       </w:pPr>
       <w:r>
-        <w:t xml:space="preserve">Comparing Proportions using Independent Samples</w:t>
+        <w:t xml:space="preserve">Standing Break</w:t>
       </w:r>
     </w:p>
     <w:bookmarkStart w:id="50" w:name="visual-abstract-nicu-sequencing"/>
